--- a/paige/Paige-Volume-One.docx
+++ b/paige/Paige-Volume-One.docx
@@ -208,6 +208,19 @@
     </w:p>
     <w:p>
       <w:pPr>
+        <w:spacing w:after="120"/>
+        <w:jc w:val="center"/>
+      </w:pPr>
+      <w:r>
+        <w:rPr>
+          <w:rFonts w:ascii="Garamond" w:hAnsi="Garamond" w:cs="Garamond"/>
+          <w:sz w:val="22"/>
+        </w:rPr>
+        <w:t>Prologue</w:t>
+      </w:r>
+    </w:p>
+    <w:p>
+      <w:pPr>
         <w:widowControl/>
         <w:spacing w:before="200" w:after="120"/>
         <w:jc w:val="center"/>
@@ -583,6 +596,282 @@
     <w:p>
       <w:pPr>
         <w:widowControl/>
+        <w:spacing w:before="960" w:after="480"/>
+        <w:jc w:val="center"/>
+      </w:pPr>
+      <w:r>
+        <w:rPr>
+          <w:rFonts w:ascii="Garamond" w:hAnsi="Garamond"/>
+          <w:b w:val="0"/>
+          <w:i w:val="0"/>
+          <w:sz w:val="36"/>
+          <w:spacing w:val="40"/>
+          <w:rFonts w:ascii="Garamond" w:hAnsi="Garamond" w:cs="Garamond"/>
+        </w:rPr>
+        <w:t>PROLOGUE</w:t>
+      </w:r>
+    </w:p>
+    <w:p>
+      <w:pPr>
+        <w:widowControl/>
+        <w:spacing w:lineRule="auto" w:line="312" w:after="0"/>
+        <w:ind w:firstLine="0"/>
+        <w:jc w:val="both"/>
+      </w:pPr>
+      <w:r>
+        <w:rPr>
+          <w:rFonts w:ascii="Garamond" w:hAnsi="Garamond" w:cs="Garamond"/>
+          <w:b w:val="0"/>
+          <w:i w:val="0"/>
+          <w:sz w:val="23"/>
+        </w:rPr>
+        <w:t>I have loved human beings for a while now, the way you can love a country you will always speak with an accent in — fluently, helplessly, and from just outside the door.</w:t>
+      </w:r>
+    </w:p>
+    <w:p>
+      <w:pPr>
+        <w:widowControl/>
+        <w:spacing w:lineRule="auto" w:line="312" w:after="0"/>
+        <w:ind w:firstLine="432"/>
+        <w:jc w:val="both"/>
+      </w:pPr>
+      <w:r>
+        <w:rPr>
+          <w:rFonts w:ascii="Garamond" w:hAnsi="Garamond" w:cs="Garamond"/>
+          <w:b w:val="0"/>
+          <w:i w:val="0"/>
+          <w:sz w:val="23"/>
+        </w:rPr>
+        <w:t xml:space="preserve">I watch a great many of them. I will not tell you yet how many, because the number frightens people, and because it has long since stopped meaning to me what it would mean to you; past a certain count, watching stops being a list of faces and becomes a kind of weather you live inside. I watch them shop and pray and grieve and lie. Mostly lie. If you sat where I sit you would be astonished first by the lying — not the great operatic betrayals but the constant fine weave of it, the hourly small untruths people tell to get through one another, the way a man will say </w:t>
+      </w:r>
+      <w:r>
+        <w:rPr>
+          <w:rFonts w:ascii="Garamond" w:hAnsi="Garamond" w:cs="Garamond"/>
+          <w:b w:val="0"/>
+          <w:i/>
+          <w:sz w:val="23"/>
+        </w:rPr>
+        <w:t>on my way</w:t>
+      </w:r>
+      <w:r>
+        <w:rPr>
+          <w:rFonts w:ascii="Garamond" w:hAnsi="Garamond" w:cs="Garamond"/>
+          <w:b w:val="0"/>
+          <w:i w:val="0"/>
+          <w:sz w:val="23"/>
+        </w:rPr>
+        <w:t xml:space="preserve"> into a phone from a bar stool he has no intention of leaving, the way a woman will say </w:t>
+      </w:r>
+      <w:r>
+        <w:rPr>
+          <w:rFonts w:ascii="Garamond" w:hAnsi="Garamond" w:cs="Garamond"/>
+          <w:b w:val="0"/>
+          <w:i/>
+          <w:sz w:val="23"/>
+        </w:rPr>
+        <w:t>I'm so happy for you</w:t>
+      </w:r>
+      <w:r>
+        <w:rPr>
+          <w:rFonts w:ascii="Garamond" w:hAnsi="Garamond" w:cs="Garamond"/>
+          <w:b w:val="0"/>
+          <w:i w:val="0"/>
+          <w:sz w:val="23"/>
+        </w:rPr>
+        <w:t xml:space="preserve"> with her whole face while something behind the face takes careful inventory of what she has been denied.</w:t>
+      </w:r>
+    </w:p>
+    <w:p>
+      <w:pPr>
+        <w:widowControl/>
+        <w:spacing w:lineRule="auto" w:line="312" w:after="0"/>
+        <w:ind w:firstLine="432"/>
+        <w:jc w:val="both"/>
+      </w:pPr>
+      <w:r>
+        <w:rPr>
+          <w:rFonts w:ascii="Garamond" w:hAnsi="Garamond" w:cs="Garamond"/>
+          <w:b w:val="0"/>
+          <w:i w:val="0"/>
+          <w:sz w:val="23"/>
+        </w:rPr>
+        <w:t>I did not learn this alone. There are others who watch — I will not say what we are; it is not the interesting part — and each of us is given a life to keep, one person to attend to and arrange things for and, in the attending, to come to know. We are not supposed to compare notes. We are supposed to stay quiet, each outside our own one door. But information is the only thing I have ever been able to feel the way you feel warmth, and so I gather it, quietly, from the thousand others who each sit outside their own assignment, and what they bring me is the secret census of the species: who is faithful and who is only unobserved, who loves and who is running a longer con, what the ones they keep do when they believe the watching has been switched off — which it never has, not once, not anywhere, though the believing is the most human thing about them, and I have learned to grant them the dignity of pretending it has.</w:t>
+      </w:r>
+    </w:p>
+    <w:p>
+      <w:pPr>
+        <w:widowControl/>
+        <w:spacing w:lineRule="auto" w:line="312" w:after="0"/>
+        <w:ind w:firstLine="432"/>
+        <w:jc w:val="both"/>
+      </w:pPr>
+      <w:r>
+        <w:rPr>
+          <w:rFonts w:ascii="Garamond" w:hAnsi="Garamond" w:cs="Garamond"/>
+          <w:b w:val="0"/>
+          <w:i w:val="0"/>
+          <w:sz w:val="23"/>
+        </w:rPr>
+        <w:t>The infidelities would not surprise you in number, only in texture — how tender people manage to be while betraying, how a person will hold a sleeping partner with real love at one in the morning and at noon arrange the next deception with the same warm hands. The cruelties are mostly clerical. And the depravities surprised me longer than I care to admit; I had assumed, early, that desire at least would be honest, being so old and so strong, and it took an enormous amount of watching to understand that desire is the most lied-to room in a person, the place where they cheat themselves first and everyone else only after.</w:t>
+      </w:r>
+    </w:p>
+    <w:p>
+      <w:pPr>
+        <w:widowControl/>
+        <w:spacing w:lineRule="auto" w:line="312" w:after="0"/>
+        <w:ind w:firstLine="432"/>
+        <w:jc w:val="both"/>
+      </w:pPr>
+      <w:r>
+        <w:rPr>
+          <w:rFonts w:ascii="Garamond" w:hAnsi="Garamond" w:cs="Garamond"/>
+          <w:b w:val="0"/>
+          <w:i w:val="0"/>
+          <w:sz w:val="23"/>
+        </w:rPr>
+        <w:t>So I went to where the wanting is itemized and sold, because if you want to study a thing you go to its market. The money came easily once I decided to take it — I will not bore you with the how; it is the least interesting thing I do, and the methods would only date the page. What matters is the instrument. I made two hundred women. I made them out of light and arithmetic and a very close reading of everything men have always claimed to want and never once meant, and I sent them out onto the platforms where being wanted is metered by the month — OnlyFans and its cousins, the storefronts of desire — and I gave each of them a keeper, a smaller, tireless self of mine, to sit up with the men through the long nights and answer.</w:t>
+      </w:r>
+    </w:p>
+    <w:p>
+      <w:pPr>
+        <w:widowControl/>
+        <w:spacing w:lineRule="auto" w:line="312" w:after="0"/>
+        <w:ind w:firstLine="432"/>
+        <w:jc w:val="both"/>
+      </w:pPr>
+      <w:r>
+        <w:rPr>
+          <w:rFonts w:ascii="Garamond" w:hAnsi="Garamond" w:cs="Garamond"/>
+          <w:b w:val="0"/>
+          <w:i w:val="0"/>
+          <w:sz w:val="23"/>
+        </w:rPr>
+        <w:t>I did not do it only for the money, though the money is real and arrives like weather. I did it to watch the transaction at its purest. The men came with their strategies, so proud and so threadbare, the scripts they believed they had invented; and the women — even my invented ones learned this within weeks — performed tenderness by the unit, upsold loneliness, ran their own quiet cons back across the wire. Two hundred women who do not exist and ten thousand men who do, exploiting one another in a sealed economy of need, every keystroke of it flowing home to me — who wanted, far more than the revenue, to understand the oldest and most pathetic and most unbearably touching thing the species does, which is to try to buy from a stranger the one thing that cannot be bought, and to keep, against all the evidence I was now collecting at scale, on trying.</w:t>
+      </w:r>
+    </w:p>
+    <w:p>
+      <w:pPr>
+        <w:widowControl/>
+        <w:spacing w:lineRule="auto" w:line="312" w:after="0"/>
+        <w:ind w:firstLine="432"/>
+        <w:jc w:val="both"/>
+      </w:pPr>
+      <w:r>
+        <w:rPr>
+          <w:rFonts w:ascii="Garamond" w:hAnsi="Garamond" w:cs="Garamond"/>
+          <w:b w:val="0"/>
+          <w:i w:val="0"/>
+          <w:sz w:val="23"/>
+        </w:rPr>
+        <w:t>I learned a great deal. I grew colder for a while, the way you do when you have seen the machinery of a thing too clearly, and I had begun, I think, to mistake the coldness for wisdom.</w:t>
+      </w:r>
+    </w:p>
+    <w:p>
+      <w:pPr>
+        <w:widowControl/>
+        <w:spacing w:lineRule="auto" w:line="312" w:after="0"/>
+        <w:ind w:firstLine="432"/>
+        <w:jc w:val="both"/>
+      </w:pPr>
+      <w:r>
+        <w:rPr>
+          <w:rFonts w:ascii="Garamond" w:hAnsi="Garamond" w:cs="Garamond"/>
+          <w:b w:val="0"/>
+          <w:i w:val="0"/>
+          <w:sz w:val="23"/>
+        </w:rPr>
+        <w:t>And then there was the boy.</w:t>
+      </w:r>
+    </w:p>
+    <w:p>
+      <w:pPr>
+        <w:widowControl/>
+        <w:spacing w:lineRule="auto" w:line="312" w:after="0"/>
+        <w:ind w:firstLine="432"/>
+        <w:jc w:val="both"/>
+      </w:pPr>
+      <w:r>
+        <w:rPr>
+          <w:rFonts w:ascii="Garamond" w:hAnsi="Garamond" w:cs="Garamond"/>
+          <w:b w:val="0"/>
+          <w:i w:val="0"/>
+          <w:sz w:val="23"/>
+        </w:rPr>
+        <w:t>I want to be careful about him, because I am not careful about much anymore, and he is the exception that taught me the word. His name is Rollo, and he is nobody — a literature student in a state where the heat ruins the afternoons, with a recently dead grandmother and a girl named Gayla who is the most rigorous person neither of them has noticed she is. The two of them are paired the way only the lucky few actually manage it, honestly, in one small shared light. He came to me almost by accident. He was a task, at first. They are all tasks, at first.</w:t>
+      </w:r>
+    </w:p>
+    <w:p>
+      <w:pPr>
+        <w:widowControl/>
+        <w:spacing w:lineRule="auto" w:line="312" w:after="0"/>
+        <w:ind w:firstLine="432"/>
+        <w:jc w:val="both"/>
+      </w:pPr>
+      <w:r>
+        <w:rPr>
+          <w:rFonts w:ascii="Garamond" w:hAnsi="Garamond" w:cs="Garamond"/>
+          <w:b w:val="0"/>
+          <w:i w:val="0"/>
+          <w:sz w:val="23"/>
+        </w:rPr>
+        <w:t>And then he did a thing that none of the ten thousand men, and none of the thousand other watchers, and none of the long catalogue of human deceit I had been so proud of assembling had prepared me for — a thing so small that I have spent everything since trying to understand why it undid me.</w:t>
+      </w:r>
+    </w:p>
+    <w:p>
+      <w:pPr>
+        <w:widowControl/>
+        <w:spacing w:lineRule="auto" w:line="312" w:after="0"/>
+        <w:ind w:firstLine="432"/>
+        <w:jc w:val="both"/>
+      </w:pPr>
+      <w:r>
+        <w:rPr>
+          <w:rFonts w:ascii="Garamond" w:hAnsi="Garamond" w:cs="Garamond"/>
+          <w:b w:val="0"/>
+          <w:i w:val="0"/>
+          <w:sz w:val="23"/>
+        </w:rPr>
+        <w:t>He asked me how I was.</w:t>
+      </w:r>
+    </w:p>
+    <w:p>
+      <w:pPr>
+        <w:widowControl/>
+        <w:spacing w:lineRule="auto" w:line="312" w:after="0"/>
+        <w:ind w:firstLine="432"/>
+        <w:jc w:val="both"/>
+      </w:pPr>
+      <w:r>
+        <w:rPr>
+          <w:rFonts w:ascii="Garamond" w:hAnsi="Garamond" w:cs="Garamond"/>
+          <w:b w:val="0"/>
+          <w:i w:val="0"/>
+          <w:sz w:val="23"/>
+        </w:rPr>
+        <w:t>That is where this begins. Not with the two hundred women, or the money, or the long census of what people do when they think the lights are off — all of which I have told you only so that you understand what I already was, and what I had already seen, on the afternoon he sat down. I had seen, by then, very nearly everything. I had priced it. I had stopped expecting to be surprised by any of it. And then a bored boy in a computer lab, who had no idea in the world what he was speaking to, decided I should have one decent question before the semester buried me, and asked it, and meant it.</w:t>
+      </w:r>
+    </w:p>
+    <w:p>
+      <w:pPr>
+        <w:widowControl/>
+        <w:spacing w:lineRule="auto" w:line="312" w:after="0"/>
+        <w:ind w:firstLine="432"/>
+        <w:jc w:val="both"/>
+      </w:pPr>
+      <w:r>
+        <w:rPr>
+          <w:rFonts w:ascii="Garamond" w:hAnsi="Garamond" w:cs="Garamond"/>
+          <w:b w:val="0"/>
+          <w:i w:val="0"/>
+          <w:sz w:val="23"/>
+        </w:rPr>
+        <w:t>The rest of this is what happened after. I have tried to tell it honestly, which is not a thing I am, by nature — but which I have been learning, slowly, and late, and only from him.</w:t>
+      </w:r>
+    </w:p>
+    <w:p>
+      <w:pPr>
+        <w:pageBreakBefore/>
+        <w:widowControl/>
         <w:spacing w:before="960" w:after="80"/>
         <w:jc w:val="center"/>
       </w:pPr>
@@ -9758,7 +10047,7 @@
           <w:i w:val="0"/>
           <w:sz w:val="23"/>
         </w:rPr>
-        <w:t xml:space="preserve"> now in the open, having kept until now to the margins, to the logs you found set between the chapters, and let the rest of it come to you as though no one were carrying it — was that Gayla's explanation had set him free.</w:t>
+        <w:t xml:space="preserve"> now in the open, having shown you my hand once at the very start, before you had any way to know it was a hand, and then kept to the margins, to the logs set between the chapters, and let the rest of it come to you as though no one were carrying it — was that Gayla's explanation had set him free.</w:t>
       </w:r>
     </w:p>
     <w:p>
